--- a/src/md2doc/templates/reference.docx
+++ b/src/md2doc/templates/reference.docx
@@ -12082,7 +12082,7 @@
     </w:rPr>
     <w:pPr>
       <w:ind w:firstLineChars="200"/>
-      <w:spacing w:line="360" w:lineRule="auto"/>
+      <w:spacing w:line="360" w:lineRule="auto" w:before="180"/>
     </w:pPr>
   </w:style>
   <w:style w:type="paragraph" w:customStyle="1" w:styleId="Compact">
@@ -12091,6 +12091,9 @@
       <w:rFonts w:eastAsia="宋体"/>
       <w:sz w:val="24"/>
     </w:rPr>
+    <w:pPr>
+      <w:spacing w:line="240" w:lineRule="auto" w:before="60" w:after="60"/>
+    </w:pPr>
   </w:style>
   <w:style w:type="paragraph" w:customStyle="1" w:styleId="BlockText">
     <w:name w:val="Block Text"/>
@@ -12098,6 +12101,9 @@
       <w:rFonts w:eastAsia="宋体"/>
       <w:sz w:val="21"/>
     </w:rPr>
+    <w:pPr>
+      <w:spacing w:line="240" w:lineRule="auto" w:after="200"/>
+    </w:pPr>
   </w:style>
   <w:style w:type="paragraph" w:customStyle="1" w:styleId="SourceCode">
     <w:name w:val="Source Code"/>
@@ -12106,6 +12112,9 @@
       <w:sz w:val="20"/>
       <w:color w:val="404040"/>
     </w:rPr>
+    <w:pPr>
+      <w:ind w:left="283"/>
+    </w:pPr>
   </w:style>
   <w:style w:type="paragraph" w:customStyle="1" w:styleId="ImageCaption">
     <w:name w:val="Image Caption"/>
